--- a/Practicals formatted/Practical 4.docx
+++ b/Practicals formatted/Practical 4.docx
@@ -33,6 +33,88 @@
           <w:sz w:val="32"/>
         </w:rPr>
         <w:br/>
+      </w:r>
+    </w:p>
+    <w:p>
+      <w:pPr>
+        <w:jc w:val="both"/>
+        <w:rPr>
+          <w:b/>
+          <w:color w:val="943634" w:themeColor="accent2" w:themeShade="BF"/>
+          <w:sz w:val="28"/>
+        </w:rPr>
+      </w:pPr>
+      <w:r>
+        <w:rPr>
+          <w:b/>
+          <w:color w:val="943634" w:themeColor="accent2" w:themeShade="BF"/>
+          <w:sz w:val="28"/>
+        </w:rPr>
+        <w:t>WEB DEVELOPMENT FRAMEWORKS (ITUE203)</w:t>
+      </w:r>
+    </w:p>
+    <w:p>
+      <w:pPr>
+        <w:rPr>
+          <w:b/>
+          <w:color w:val="0D0D0D" w:themeColor="text1" w:themeTint="F2"/>
+          <w:sz w:val="28"/>
+        </w:rPr>
+      </w:pPr>
+      <w:r>
+        <w:rPr>
+          <w:b/>
+          <w:color w:val="943634" w:themeColor="accent2" w:themeShade="BF"/>
+          <w:sz w:val="28"/>
+        </w:rPr>
+        <w:t>SEMESTER:</w:t>
+      </w:r>
+      <w:r>
+        <w:rPr>
+          <w:b/>
+          <w:color w:val="943634" w:themeColor="accent2" w:themeShade="BF"/>
+          <w:sz w:val="28"/>
+        </w:rPr>
+        <w:t xml:space="preserve"> </w:t>
+      </w:r>
+      <w:r>
+        <w:rPr>
+          <w:b/>
+          <w:color w:val="0D0D0D" w:themeColor="text1" w:themeTint="F2"/>
+          <w:sz w:val="28"/>
+        </w:rPr>
+        <w:t xml:space="preserve">3RD, 2026-27 </w:t>
+      </w:r>
+    </w:p>
+    <w:p>
+      <w:pPr>
+        <w:rPr>
+          <w:b/>
+          <w:sz w:val="28"/>
+        </w:rPr>
+      </w:pPr>
+      <w:r>
+        <w:rPr>
+          <w:b/>
+          <w:color w:val="943634" w:themeColor="accent2" w:themeShade="BF"/>
+          <w:sz w:val="28"/>
+        </w:rPr>
+        <w:t>ID</w:t>
+      </w:r>
+      <w:r>
+        <w:rPr>
+          <w:b/>
+          <w:color w:val="0D0D0D" w:themeColor="text1" w:themeTint="F2"/>
+          <w:sz w:val="28"/>
+        </w:rPr>
+        <w:t>: 25DCE110</w:t>
+      </w:r>
+      <w:r>
+        <w:rPr>
+          <w:b/>
+          <w:sz w:val="28"/>
+        </w:rPr>
+        <w:cr/>
       </w:r>
     </w:p>
     <w:p>
@@ -184,43 +266,28 @@
         <w:t xml:space="preserve">DOM elements are selected using methods such as </w:t>
       </w:r>
       <w:proofErr w:type="spellStart"/>
-      <w:proofErr w:type="gramStart"/>
       <w:r>
         <w:t>getElementById</w:t>
       </w:r>
       <w:proofErr w:type="spellEnd"/>
       <w:r>
-        <w:t>(</w:t>
-      </w:r>
-      <w:proofErr w:type="gramEnd"/>
-      <w:r>
-        <w:t xml:space="preserve">) and </w:t>
+        <w:t xml:space="preserve">() and </w:t>
       </w:r>
       <w:proofErr w:type="spellStart"/>
-      <w:proofErr w:type="gramStart"/>
       <w:r>
         <w:t>querySelectorAll</w:t>
       </w:r>
       <w:proofErr w:type="spellEnd"/>
       <w:r>
-        <w:t>(</w:t>
-      </w:r>
-      <w:proofErr w:type="gramEnd"/>
-      <w:r>
-        <w:t xml:space="preserve">). New elements are created using </w:t>
+        <w:t xml:space="preserve">(). New elements are created using </w:t>
       </w:r>
       <w:proofErr w:type="spellStart"/>
-      <w:proofErr w:type="gramStart"/>
       <w:r>
         <w:t>createElement</w:t>
       </w:r>
       <w:proofErr w:type="spellEnd"/>
       <w:r>
-        <w:t>(</w:t>
-      </w:r>
-      <w:proofErr w:type="gramEnd"/>
-      <w:r>
-        <w:t xml:space="preserve">), while their content is modified using </w:t>
+        <w:t xml:space="preserve">(), while their content is modified using </w:t>
       </w:r>
       <w:proofErr w:type="spellStart"/>
       <w:r>
@@ -253,17 +320,12 @@
         <w:t xml:space="preserve">Yes, event listeners are attached correctly using </w:t>
       </w:r>
       <w:proofErr w:type="spellStart"/>
-      <w:proofErr w:type="gramStart"/>
       <w:r>
         <w:t>addEventListener</w:t>
       </w:r>
       <w:proofErr w:type="spellEnd"/>
       <w:r>
-        <w:t>(</w:t>
-      </w:r>
-      <w:proofErr w:type="gramEnd"/>
-      <w:r>
-        <w:t>). They are used to handle events such as button clicks and certificate link clicks. Functions such as click events allow the webpage to respond to user interactions.</w:t>
+        <w:t>(). They are used to handle events such as button clicks and certificate link clicks. Functions such as click events allow the webpage to respond to user interactions.</w:t>
       </w:r>
     </w:p>
     <w:p/>
@@ -311,6 +373,7 @@
           <w:b/>
           <w:bCs/>
         </w:rPr>
+        <w:lastRenderedPageBreak/>
         <w:t>4. Does interactivity improve usability without breaking accessibility?</w:t>
       </w:r>
       <w:r>
@@ -495,7 +558,6 @@
               </w:rPr>
             </w:pPr>
             <w:proofErr w:type="spellStart"/>
-            <w:proofErr w:type="gramStart"/>
             <w:r>
               <w:rPr>
                 <w:lang w:val="en-IN"/>
@@ -503,7 +565,6 @@
               <w:t>document.addEventListener</w:t>
             </w:r>
             <w:proofErr w:type="spellEnd"/>
-            <w:proofErr w:type="gramEnd"/>
             <w:r>
               <w:rPr>
                 <w:lang w:val="en-IN"/>
@@ -597,7 +658,6 @@
               </w:rPr>
             </w:pPr>
             <w:proofErr w:type="spellStart"/>
-            <w:proofErr w:type="gramStart"/>
             <w:r>
               <w:rPr>
                 <w:lang w:val="en-IN"/>
@@ -605,7 +665,6 @@
               <w:t>document.createElement</w:t>
             </w:r>
             <w:proofErr w:type="spellEnd"/>
-            <w:proofErr w:type="gramEnd"/>
             <w:r>
               <w:rPr>
                 <w:lang w:val="en-IN"/>
@@ -652,7 +711,6 @@
               </w:rPr>
             </w:pPr>
             <w:proofErr w:type="spellStart"/>
-            <w:proofErr w:type="gramStart"/>
             <w:r>
               <w:rPr>
                 <w:lang w:val="en-IN"/>
@@ -660,7 +718,6 @@
               <w:t>document.getElementById</w:t>
             </w:r>
             <w:proofErr w:type="spellEnd"/>
-            <w:proofErr w:type="gramEnd"/>
             <w:r>
               <w:rPr>
                 <w:lang w:val="en-IN"/>
@@ -707,7 +764,6 @@
               </w:rPr>
             </w:pPr>
             <w:proofErr w:type="spellStart"/>
-            <w:proofErr w:type="gramStart"/>
             <w:r>
               <w:rPr>
                 <w:lang w:val="en-IN"/>
@@ -715,7 +771,6 @@
               <w:t>document.querySelectorAll</w:t>
             </w:r>
             <w:proofErr w:type="spellEnd"/>
-            <w:proofErr w:type="gramEnd"/>
             <w:r>
               <w:rPr>
                 <w:lang w:val="en-IN"/>
@@ -762,7 +817,6 @@
               </w:rPr>
             </w:pPr>
             <w:proofErr w:type="spellStart"/>
-            <w:proofErr w:type="gramStart"/>
             <w:r>
               <w:rPr>
                 <w:lang w:val="en-IN"/>
@@ -770,7 +824,6 @@
               <w:t>element.innerText</w:t>
             </w:r>
             <w:proofErr w:type="spellEnd"/>
-            <w:proofErr w:type="gramEnd"/>
           </w:p>
         </w:tc>
         <w:tc>
@@ -811,7 +864,6 @@
               </w:rPr>
             </w:pPr>
             <w:proofErr w:type="spellStart"/>
-            <w:proofErr w:type="gramStart"/>
             <w:r>
               <w:rPr>
                 <w:lang w:val="en-IN"/>
@@ -819,7 +871,6 @@
               <w:t>element.innerHTML</w:t>
             </w:r>
             <w:proofErr w:type="spellEnd"/>
-            <w:proofErr w:type="gramEnd"/>
           </w:p>
         </w:tc>
         <w:tc>
@@ -860,7 +911,6 @@
               </w:rPr>
             </w:pPr>
             <w:proofErr w:type="spellStart"/>
-            <w:proofErr w:type="gramStart"/>
             <w:r>
               <w:rPr>
                 <w:lang w:val="en-IN"/>
@@ -868,7 +918,6 @@
               <w:t>element.style</w:t>
             </w:r>
             <w:proofErr w:type="spellEnd"/>
-            <w:proofErr w:type="gramEnd"/>
           </w:p>
         </w:tc>
         <w:tc>
@@ -909,40 +958,18 @@
               </w:rPr>
             </w:pPr>
             <w:proofErr w:type="spellStart"/>
-            <w:proofErr w:type="gramStart"/>
             <w:r>
               <w:rPr>
                 <w:lang w:val="en-IN"/>
               </w:rPr>
-              <w:t>document.body</w:t>
-            </w:r>
-            <w:proofErr w:type="gramEnd"/>
-            <w:r>
-              <w:rPr>
-                <w:lang w:val="en-IN"/>
-              </w:rPr>
-              <w:t>.</w:t>
-            </w:r>
-            <w:proofErr w:type="gramStart"/>
-            <w:r>
-              <w:rPr>
-                <w:lang w:val="en-IN"/>
-              </w:rPr>
-              <w:t>appendChild</w:t>
+              <w:t>document.body.appendChild</w:t>
             </w:r>
             <w:proofErr w:type="spellEnd"/>
             <w:r>
               <w:rPr>
                 <w:lang w:val="en-IN"/>
               </w:rPr>
-              <w:t>(</w:t>
-            </w:r>
-            <w:proofErr w:type="gramEnd"/>
-            <w:r>
-              <w:rPr>
-                <w:lang w:val="en-IN"/>
-              </w:rPr>
-              <w:t>)</w:t>
+              <w:t>()</w:t>
             </w:r>
           </w:p>
         </w:tc>
@@ -984,40 +1011,18 @@
               </w:rPr>
             </w:pPr>
             <w:proofErr w:type="spellStart"/>
-            <w:proofErr w:type="gramStart"/>
             <w:r>
               <w:rPr>
                 <w:lang w:val="en-IN"/>
               </w:rPr>
-              <w:t>document.body</w:t>
-            </w:r>
-            <w:proofErr w:type="gramEnd"/>
-            <w:r>
-              <w:rPr>
-                <w:lang w:val="en-IN"/>
-              </w:rPr>
-              <w:t>.</w:t>
-            </w:r>
-            <w:proofErr w:type="gramStart"/>
-            <w:r>
-              <w:rPr>
-                <w:lang w:val="en-IN"/>
-              </w:rPr>
-              <w:t>insertBefore</w:t>
+              <w:t>document.body.insertBefore</w:t>
             </w:r>
             <w:proofErr w:type="spellEnd"/>
             <w:r>
               <w:rPr>
                 <w:lang w:val="en-IN"/>
               </w:rPr>
-              <w:t>(</w:t>
-            </w:r>
-            <w:proofErr w:type="gramEnd"/>
-            <w:r>
-              <w:rPr>
-                <w:lang w:val="en-IN"/>
-              </w:rPr>
-              <w:t>)</w:t>
+              <w:t>()</w:t>
             </w:r>
           </w:p>
         </w:tc>
@@ -1059,7 +1064,6 @@
               </w:rPr>
             </w:pPr>
             <w:proofErr w:type="spellStart"/>
-            <w:proofErr w:type="gramStart"/>
             <w:r>
               <w:rPr>
                 <w:lang w:val="en-IN"/>
@@ -1067,7 +1071,6 @@
               <w:t>element.addEventListener</w:t>
             </w:r>
             <w:proofErr w:type="spellEnd"/>
-            <w:proofErr w:type="gramEnd"/>
             <w:r>
               <w:rPr>
                 <w:lang w:val="en-IN"/>
@@ -1114,7 +1117,6 @@
               </w:rPr>
             </w:pPr>
             <w:proofErr w:type="spellStart"/>
-            <w:proofErr w:type="gramStart"/>
             <w:r>
               <w:rPr>
                 <w:lang w:val="en-IN"/>
@@ -1126,14 +1128,7 @@
               <w:rPr>
                 <w:lang w:val="en-IN"/>
               </w:rPr>
-              <w:t>(</w:t>
-            </w:r>
-            <w:proofErr w:type="gramEnd"/>
-            <w:r>
-              <w:rPr>
-                <w:lang w:val="en-IN"/>
-              </w:rPr>
-              <w:t>)</w:t>
+              <w:t>()</w:t>
             </w:r>
           </w:p>
         </w:tc>
@@ -1175,7 +1170,6 @@
               </w:rPr>
             </w:pPr>
             <w:proofErr w:type="spellStart"/>
-            <w:proofErr w:type="gramStart"/>
             <w:r>
               <w:rPr>
                 <w:lang w:val="en-IN"/>
@@ -1187,14 +1181,7 @@
               <w:rPr>
                 <w:lang w:val="en-IN"/>
               </w:rPr>
-              <w:t>(</w:t>
-            </w:r>
-            <w:proofErr w:type="gramEnd"/>
-            <w:r>
-              <w:rPr>
-                <w:lang w:val="en-IN"/>
-              </w:rPr>
-              <w:t>)</w:t>
+              <w:t>()</w:t>
             </w:r>
           </w:p>
         </w:tc>
@@ -1236,7 +1223,6 @@
               </w:rPr>
             </w:pPr>
             <w:proofErr w:type="spellStart"/>
-            <w:proofErr w:type="gramStart"/>
             <w:r>
               <w:rPr>
                 <w:lang w:val="en-IN"/>
@@ -1244,7 +1230,6 @@
               <w:t>element.remove</w:t>
             </w:r>
             <w:proofErr w:type="spellEnd"/>
-            <w:proofErr w:type="gramEnd"/>
             <w:r>
               <w:rPr>
                 <w:lang w:val="en-IN"/>
@@ -1290,19 +1275,12 @@
                 <w:lang w:val="en-IN"/>
               </w:rPr>
             </w:pPr>
-            <w:proofErr w:type="gramStart"/>
             <w:r>
               <w:rPr>
                 <w:lang w:val="en-IN"/>
               </w:rPr>
-              <w:t>alert(</w:t>
-            </w:r>
-            <w:proofErr w:type="gramEnd"/>
-            <w:r>
-              <w:rPr>
-                <w:lang w:val="en-IN"/>
-              </w:rPr>
-              <w:t>)</w:t>
+              <w:lastRenderedPageBreak/>
+              <w:t>alert()</w:t>
             </w:r>
           </w:p>
         </w:tc>
@@ -1343,19 +1321,11 @@
                 <w:lang w:val="en-IN"/>
               </w:rPr>
             </w:pPr>
-            <w:proofErr w:type="gramStart"/>
             <w:r>
               <w:rPr>
                 <w:lang w:val="en-IN"/>
               </w:rPr>
-              <w:t>confirm(</w:t>
-            </w:r>
-            <w:proofErr w:type="gramEnd"/>
-            <w:r>
-              <w:rPr>
-                <w:lang w:val="en-IN"/>
-              </w:rPr>
-              <w:t>)</w:t>
+              <w:t>confirm()</w:t>
             </w:r>
           </w:p>
         </w:tc>
@@ -1397,7 +1367,6 @@
               </w:rPr>
             </w:pPr>
             <w:proofErr w:type="spellStart"/>
-            <w:proofErr w:type="gramStart"/>
             <w:r>
               <w:rPr>
                 <w:lang w:val="en-IN"/>
@@ -1405,7 +1374,6 @@
               <w:t>window.open</w:t>
             </w:r>
             <w:proofErr w:type="spellEnd"/>
-            <w:proofErr w:type="gramEnd"/>
             <w:r>
               <w:rPr>
                 <w:lang w:val="en-IN"/>
@@ -1452,7 +1420,6 @@
               </w:rPr>
             </w:pPr>
             <w:proofErr w:type="spellStart"/>
-            <w:proofErr w:type="gramStart"/>
             <w:r>
               <w:rPr>
                 <w:lang w:val="en-IN"/>
@@ -1460,7 +1427,6 @@
               <w:t>event.preventDefault</w:t>
             </w:r>
             <w:proofErr w:type="spellEnd"/>
-            <w:proofErr w:type="gramEnd"/>
             <w:r>
               <w:rPr>
                 <w:lang w:val="en-IN"/>
@@ -1511,7 +1477,6 @@
               <w:rPr>
                 <w:lang w:val="en-IN"/>
               </w:rPr>
-              <w:lastRenderedPageBreak/>
               <w:t>localStorage.getItem</w:t>
             </w:r>
             <w:proofErr w:type="spellEnd"/>
@@ -1661,7 +1626,6 @@
               </w:rPr>
             </w:pPr>
             <w:proofErr w:type="spellStart"/>
-            <w:proofErr w:type="gramStart"/>
             <w:r>
               <w:rPr>
                 <w:lang w:val="en-IN"/>
@@ -1673,14 +1637,7 @@
               <w:rPr>
                 <w:lang w:val="en-IN"/>
               </w:rPr>
-              <w:t>(</w:t>
-            </w:r>
-            <w:proofErr w:type="gramEnd"/>
-            <w:r>
-              <w:rPr>
-                <w:lang w:val="en-IN"/>
-              </w:rPr>
-              <w:t>)</w:t>
+              <w:t>()</w:t>
             </w:r>
           </w:p>
         </w:tc>
@@ -1721,19 +1678,11 @@
                 <w:lang w:val="en-IN"/>
               </w:rPr>
             </w:pPr>
-            <w:proofErr w:type="gramStart"/>
             <w:r>
               <w:rPr>
                 <w:lang w:val="en-IN"/>
               </w:rPr>
-              <w:t>includes(</w:t>
-            </w:r>
-            <w:proofErr w:type="gramEnd"/>
-            <w:r>
-              <w:rPr>
-                <w:lang w:val="en-IN"/>
-              </w:rPr>
-              <w:t>)</w:t>
+              <w:t>includes()</w:t>
             </w:r>
           </w:p>
         </w:tc>
@@ -1773,9 +1722,6 @@
     <w:p/>
     <w:p/>
     <w:p/>
-    <w:p/>
-    <w:p/>
-    <w:p/>
     <w:p>
       <w:pPr>
         <w:pStyle w:val="Heading2"/>
@@ -1852,6 +1798,7 @@
       <w:r>
         <w:rPr>
           <w:rFonts w:cs="Times New Roman"/>
+          <w:noProof/>
           <w:color w:val="FF0000"/>
           <w:szCs w:val="24"/>
         </w:rPr>
@@ -1892,6 +1839,9 @@
         </w:drawing>
       </w:r>
       <w:r>
+        <w:rPr>
+          <w:noProof/>
+        </w:rPr>
         <w:drawing>
           <wp:inline distT="0" distB="0" distL="0" distR="0" wp14:anchorId="0A6F4D0D" wp14:editId="51DF5178">
             <wp:extent cx="2680791" cy="1426343"/>
@@ -1969,30 +1919,20 @@
         <w:t xml:space="preserve">This JavaScript code creates a Dark Mode button that allows the user to switch between dark and light themes. The </w:t>
       </w:r>
       <w:proofErr w:type="spellStart"/>
-      <w:proofErr w:type="gramStart"/>
       <w:r>
         <w:t>makeDark</w:t>
       </w:r>
       <w:proofErr w:type="spellEnd"/>
       <w:r>
-        <w:t>(</w:t>
-      </w:r>
-      <w:proofErr w:type="gramEnd"/>
-      <w:r>
-        <w:t xml:space="preserve">) function changes the background, text, tables, input fields, and links to dark-theme styles, while the </w:t>
+        <w:t xml:space="preserve">() function changes the background, text, tables, input fields, and links to dark-theme styles, while the </w:t>
       </w:r>
       <w:proofErr w:type="spellStart"/>
-      <w:proofErr w:type="gramStart"/>
       <w:r>
         <w:t>makeLight</w:t>
       </w:r>
       <w:proofErr w:type="spellEnd"/>
       <w:r>
-        <w:t>(</w:t>
-      </w:r>
-      <w:proofErr w:type="gramEnd"/>
-      <w:r>
-        <w:t xml:space="preserve">) function restores the original appearance. The selected theme is stored in </w:t>
+        <w:t xml:space="preserve">() function restores the original appearance. The selected theme is stored in </w:t>
       </w:r>
       <w:proofErr w:type="spellStart"/>
       <w:r>
@@ -2057,6 +1997,7 @@
       <w:r>
         <w:rPr>
           <w:rFonts w:cs="Times New Roman"/>
+          <w:noProof/>
           <w:color w:val="FF0000"/>
           <w:szCs w:val="24"/>
         </w:rPr>
@@ -2143,6 +2084,9 @@
         <w:jc w:val="center"/>
       </w:pPr>
       <w:r>
+        <w:rPr>
+          <w:noProof/>
+        </w:rPr>
         <w:drawing>
           <wp:inline distT="0" distB="0" distL="0" distR="0" wp14:anchorId="3ACC2BA0" wp14:editId="4B192898">
             <wp:extent cx="3518089" cy="1820937"/>
@@ -2190,43 +2134,28 @@
         <w:t xml:space="preserve">This JavaScript code creates a temporary notification banner that informs the user that new event notifications are available. The banner is dynamically created using </w:t>
       </w:r>
       <w:proofErr w:type="spellStart"/>
-      <w:proofErr w:type="gramStart"/>
       <w:r>
         <w:t>createElement</w:t>
       </w:r>
       <w:proofErr w:type="spellEnd"/>
       <w:r>
-        <w:t>(</w:t>
-      </w:r>
-      <w:proofErr w:type="gramEnd"/>
-      <w:r>
-        <w:t xml:space="preserve">) and styled using JavaScript. It is inserted at the beginning of the webpage using </w:t>
+        <w:t xml:space="preserve">() and styled using JavaScript. It is inserted at the beginning of the webpage using </w:t>
       </w:r>
       <w:proofErr w:type="spellStart"/>
-      <w:proofErr w:type="gramStart"/>
       <w:r>
         <w:t>insertBefore</w:t>
       </w:r>
       <w:proofErr w:type="spellEnd"/>
       <w:r>
-        <w:t>(</w:t>
-      </w:r>
-      <w:proofErr w:type="gramEnd"/>
-      <w:r>
-        <w:t xml:space="preserve">). The </w:t>
+        <w:t xml:space="preserve">(). The </w:t>
       </w:r>
       <w:proofErr w:type="spellStart"/>
-      <w:proofErr w:type="gramStart"/>
       <w:r>
         <w:t>setTimeout</w:t>
       </w:r>
       <w:proofErr w:type="spellEnd"/>
       <w:r>
-        <w:t>(</w:t>
-      </w:r>
-      <w:proofErr w:type="gramEnd"/>
-      <w:r>
-        <w:t>) function automatically removes the notification after 5 seconds. This demonstrates how JavaScript can create and remove DOM elements dynamically.</w:t>
+        <w:t>() function automatically removes the notification after 5 seconds. This demonstrates how JavaScript can create and remove DOM elements dynamically.</w:t>
       </w:r>
     </w:p>
     <w:p/>
@@ -2258,6 +2187,9 @@
         <w:jc w:val="center"/>
       </w:pPr>
       <w:r>
+        <w:rPr>
+          <w:noProof/>
+        </w:rPr>
         <w:drawing>
           <wp:inline distT="0" distB="0" distL="0" distR="0" wp14:anchorId="0B3ACE58" wp14:editId="40BB4216">
             <wp:extent cx="3944342" cy="2087671"/>
@@ -2306,33 +2238,18 @@
         <w:t xml:space="preserve">This JavaScript code adds a confirmation step before opening certificate files. It selects all anchor (&lt;a&gt;) elements on the webpage and checks whether their links contain the word "Certificates". For certificate links, a click event is added. The normal link action is first stopped using </w:t>
       </w:r>
       <w:proofErr w:type="spellStart"/>
-      <w:proofErr w:type="gramStart"/>
       <w:r>
         <w:t>preventDefault</w:t>
       </w:r>
       <w:proofErr w:type="spellEnd"/>
       <w:r>
-        <w:t>(</w:t>
-      </w:r>
-      <w:proofErr w:type="gramEnd"/>
-      <w:r>
-        <w:t xml:space="preserve">), and a </w:t>
-      </w:r>
-      <w:proofErr w:type="gramStart"/>
-      <w:r>
-        <w:t>confirm(</w:t>
-      </w:r>
-      <w:proofErr w:type="gramEnd"/>
-      <w:r>
-        <w:t xml:space="preserve">) dialog asks the user whether they want to open the certificate. If the user selects OK, the certificate is opened in a new browser tab using </w:t>
+        <w:t xml:space="preserve">(), and a confirm() dialog asks the user whether they want to open the certificate. If the user selects OK, the certificate is opened in a new browser tab using </w:t>
       </w:r>
       <w:proofErr w:type="spellStart"/>
-      <w:proofErr w:type="gramStart"/>
       <w:r>
         <w:t>window.open</w:t>
       </w:r>
       <w:proofErr w:type="spellEnd"/>
-      <w:proofErr w:type="gramEnd"/>
       <w:r>
         <w:t>().</w:t>
       </w:r>
@@ -2362,6 +2279,9 @@
         <w:jc w:val="center"/>
       </w:pPr>
       <w:r>
+        <w:rPr>
+          <w:noProof/>
+        </w:rPr>
         <w:drawing>
           <wp:inline distT="0" distB="0" distL="0" distR="0" wp14:anchorId="021F2C1A" wp14:editId="1B6365A5">
             <wp:extent cx="3954049" cy="2074045"/>
@@ -2409,17 +2329,12 @@
         <w:t xml:space="preserve">This JavaScript code creates a dynamic announcement banner at the top of the webpage. It stores multiple announcements in an array and displays them one by one. The </w:t>
       </w:r>
       <w:proofErr w:type="spellStart"/>
-      <w:proofErr w:type="gramStart"/>
       <w:r>
         <w:t>setInterval</w:t>
       </w:r>
       <w:proofErr w:type="spellEnd"/>
       <w:r>
-        <w:t>(</w:t>
-      </w:r>
-      <w:proofErr w:type="gramEnd"/>
-      <w:r>
-        <w:t xml:space="preserve">) function changes the announcement every 2 seconds, and when the last announcement is reached, it starts again from the first one. The banner is created </w:t>
+        <w:t xml:space="preserve">() function changes the announcement every 2 seconds, and when the last announcement is reached, it starts again from the first one. The banner is created </w:t>
       </w:r>
       <w:proofErr w:type="spellStart"/>
       <w:r>
@@ -2464,6 +2379,9 @@
         <w:jc w:val="center"/>
       </w:pPr>
       <w:r>
+        <w:rPr>
+          <w:noProof/>
+        </w:rPr>
         <w:drawing>
           <wp:inline distT="0" distB="0" distL="0" distR="0" wp14:anchorId="74860329" wp14:editId="39D7E570">
             <wp:extent cx="4296368" cy="2221282"/>
@@ -2514,30 +2432,20 @@
         <w:t xml:space="preserve">This JavaScript code performs basic validation of a login form. The </w:t>
       </w:r>
       <w:proofErr w:type="spellStart"/>
-      <w:proofErr w:type="gramStart"/>
       <w:r>
         <w:t>checkLogin</w:t>
       </w:r>
       <w:proofErr w:type="spellEnd"/>
       <w:r>
-        <w:t>(</w:t>
-      </w:r>
-      <w:proofErr w:type="gramEnd"/>
-      <w:r>
-        <w:t xml:space="preserve">) function retrieves the Login ID and password entered by the user using </w:t>
+        <w:t xml:space="preserve">() function retrieves the Login ID and password entered by the user using </w:t>
       </w:r>
       <w:proofErr w:type="spellStart"/>
-      <w:proofErr w:type="gramStart"/>
       <w:r>
         <w:t>getElementById</w:t>
       </w:r>
       <w:proofErr w:type="spellEnd"/>
       <w:r>
-        <w:t>(</w:t>
-      </w:r>
-      <w:proofErr w:type="gramEnd"/>
-      <w:r>
-        <w:t>). It checks whether either field is empty. If any field is empty, an alert message is displayed and the form submission is stopped by returning false. If both fields contain values, a login successful message is displayed and the function returns true. This provides basic client-side form validation.</w:t>
+        <w:t>(). It checks whether either field is empty. If any field is empty, an alert message is displayed and the form submission is stopped by returning false. If both fields contain values, a login successful message is displayed and the function returns true. This provides basic client-side form validation.</w:t>
       </w:r>
     </w:p>
     <w:p/>
@@ -4622,6 +4530,7 @@
   <w:style w:type="character" w:default="1" w:styleId="DefaultParagraphFont">
     <w:name w:val="Default Paragraph Font"/>
     <w:uiPriority w:val="1"/>
+    <w:semiHidden/>
     <w:unhideWhenUsed/>
   </w:style>
   <w:style w:type="table" w:default="1" w:styleId="TableNormal">
